--- a/data/exports/coordination-compounds_revision_notes.docx
+++ b/data/exports/coordination-compounds_revision_notes.docx
@@ -189,7 +189,7 @@
                 <w:color w:val="2D3748"/>
                 <w:sz w:val="19"/>
               </w:rPr>
-              <w:t>Coordination Compounds - Core Application</w:t>
+              <w:t>IUPAC Nomenclature &amp; Werner's Coordination Theory</w:t>
             </w:r>
           </w:p>
         </w:tc>
@@ -209,7 +209,7 @@
               <w:rPr>
                 <w:sz w:val="19"/>
               </w:rPr>
-              <w:t>319 PYQs</w:t>
+              <w:t>217 PYQs</w:t>
             </w:r>
           </w:p>
         </w:tc>
@@ -230,7 +230,94 @@
                 <w:color w:val="718096"/>
                 <w:sz w:val="19"/>
               </w:rPr>
-              <w:t>General Concept</w:t>
+              <w:t>Coordination Basics</w:t>
+            </w:r>
+          </w:p>
+        </w:tc>
+      </w:tr>
+      <w:tr>
+        <w:tc>
+          <w:tcPr>
+            <w:tcW w:type="dxa" w:w="2160"/>
+            <w:shd w:fill="FFFFFF"/>
+            <w:tcMar>
+              <w:top w:w="80" w:type="dxa"/>
+              <w:bottom w:w="80" w:type="dxa"/>
+              <w:left w:w="150" w:type="dxa"/>
+              <w:right w:w="150" w:type="dxa"/>
+            </w:tcMar>
+          </w:tcPr>
+          <w:p>
+            <w:r>
+              <w:rPr>
+                <w:b/>
+                <w:color w:val="C53030"/>
+                <w:sz w:val="19"/>
+              </w:rPr>
+              <w:t>Very High</w:t>
+            </w:r>
+          </w:p>
+        </w:tc>
+        <w:tc>
+          <w:tcPr>
+            <w:tcW w:type="dxa" w:w="4320"/>
+            <w:shd w:fill="FFFFFF"/>
+            <w:tcMar>
+              <w:top w:w="80" w:type="dxa"/>
+              <w:bottom w:w="80" w:type="dxa"/>
+              <w:left w:w="150" w:type="dxa"/>
+              <w:right w:w="150" w:type="dxa"/>
+            </w:tcMar>
+          </w:tcPr>
+          <w:p>
+            <w:r>
+              <w:rPr>
+                <w:b/>
+                <w:color w:val="2D3748"/>
+                <w:sz w:val="19"/>
+              </w:rPr>
+              <w:t>Crystal Field Theory (CFT) &amp; Isomerism</w:t>
+            </w:r>
+          </w:p>
+        </w:tc>
+        <w:tc>
+          <w:tcPr>
+            <w:tcW w:type="dxa" w:w="1728"/>
+            <w:shd w:fill="FFFFFF"/>
+            <w:tcMar>
+              <w:top w:w="80" w:type="dxa"/>
+              <w:bottom w:w="80" w:type="dxa"/>
+              <w:left w:w="150" w:type="dxa"/>
+              <w:right w:w="150" w:type="dxa"/>
+            </w:tcMar>
+          </w:tcPr>
+          <w:p>
+            <w:r>
+              <w:rPr>
+                <w:sz w:val="19"/>
+              </w:rPr>
+              <w:t>189 PYQs</w:t>
+            </w:r>
+          </w:p>
+        </w:tc>
+        <w:tc>
+          <w:tcPr>
+            <w:tcW w:type="dxa" w:w="1872"/>
+            <w:shd w:fill="FFFFFF"/>
+            <w:tcMar>
+              <w:top w:w="80" w:type="dxa"/>
+              <w:bottom w:w="80" w:type="dxa"/>
+              <w:left w:w="150" w:type="dxa"/>
+              <w:right w:w="150" w:type="dxa"/>
+            </w:tcMar>
+          </w:tcPr>
+          <w:p>
+            <w:r>
+              <w:rPr>
+                <w:color w:val="718096"/>
+                <w:sz w:val="19"/>
+              </w:rPr>
+              <w:t>CFT &amp; Isomerism</w:t>
             </w:r>
           </w:p>
         </w:tc>
@@ -311,6 +398,98 @@
           </w:p>
         </w:tc>
       </w:tr>
+      <w:tr>
+        <w:tc>
+          <w:tcPr>
+            <w:tcW w:type="dxa" w:w="3600"/>
+            <w:shd w:fill="F7FAFC"/>
+            <w:tcMar>
+              <w:top w:w="100" w:type="dxa"/>
+              <w:bottom w:w="100" w:type="dxa"/>
+              <w:left w:w="150" w:type="dxa"/>
+              <w:right w:w="150" w:type="dxa"/>
+            </w:tcMar>
+          </w:tcPr>
+          <w:p>
+            <w:r>
+              <w:rPr>
+                <w:b/>
+                <w:color w:val="1A365D"/>
+                <w:sz w:val="19"/>
+              </w:rPr>
+              <w:t>IUPAC Nomenclature &amp; Werner's Coordination Theory</w:t>
+            </w:r>
+          </w:p>
+        </w:tc>
+        <w:tc>
+          <w:tcPr>
+            <w:tcW w:type="dxa" w:w="6480"/>
+            <w:shd w:fill="F7FAFC"/>
+            <w:tcMar>
+              <w:top w:w="100" w:type="dxa"/>
+              <w:bottom w:w="100" w:type="dxa"/>
+              <w:left w:w="150" w:type="dxa"/>
+              <w:right w:w="150" w:type="dxa"/>
+            </w:tcMar>
+          </w:tcPr>
+          <w:p>
+            <w:r>
+              <w:rPr>
+                <w:rFonts w:ascii="Cambria Math" w:hAnsi="Cambria Math"/>
+                <w:color w:val="2D3748"/>
+                <w:sz w:val="19"/>
+              </w:rPr>
+              <w:t>\text{Primary valency (ionizable, satisfies charge)}, \quad \text{Secondary valency (non-ionizable, directional, satisfies CN)}</w:t>
+            </w:r>
+          </w:p>
+        </w:tc>
+      </w:tr>
+      <w:tr>
+        <w:tc>
+          <w:tcPr>
+            <w:tcW w:type="dxa" w:w="3600"/>
+            <w:shd w:fill="FFFFFF"/>
+            <w:tcMar>
+              <w:top w:w="100" w:type="dxa"/>
+              <w:bottom w:w="100" w:type="dxa"/>
+              <w:left w:w="150" w:type="dxa"/>
+              <w:right w:w="150" w:type="dxa"/>
+            </w:tcMar>
+          </w:tcPr>
+          <w:p>
+            <w:r>
+              <w:rPr>
+                <w:b/>
+                <w:color w:val="1A365D"/>
+                <w:sz w:val="19"/>
+              </w:rPr>
+              <w:t>Crystal Field Theory (CFT) &amp; Isomerism</w:t>
+            </w:r>
+          </w:p>
+        </w:tc>
+        <w:tc>
+          <w:tcPr>
+            <w:tcW w:type="dxa" w:w="6480"/>
+            <w:shd w:fill="FFFFFF"/>
+            <w:tcMar>
+              <w:top w:w="100" w:type="dxa"/>
+              <w:bottom w:w="100" w:type="dxa"/>
+              <w:left w:w="150" w:type="dxa"/>
+              <w:right w:w="150" w:type="dxa"/>
+            </w:tcMar>
+          </w:tcPr>
+          <w:p>
+            <w:r>
+              <w:rPr>
+                <w:rFonts w:ascii="Cambria Math" w:hAnsi="Cambria Math"/>
+                <w:color w:val="2D3748"/>
+                <w:sz w:val="19"/>
+              </w:rPr>
+              <w:t>\Delta_t = \frac{4}{9}\Delta_o, \quad \text{CFSE}_{\text{oct}} = [-0.4 n(t_{2g}) + 0.6 n(e_g)]\Delta_o + n P, \quad \mu = \sqrt{n(n+2)}\text{ BM}</w:t>
+            </w:r>
+          </w:p>
+        </w:tc>
+      </w:tr>
     </w:tbl>
     <w:p>
       <w:pPr>
@@ -338,7 +517,7 @@
           <w:color w:val="2B6CB0"/>
           <w:sz w:val="24"/>
         </w:rPr>
-        <w:t>3.1 Coordination Compounds - Core Application (Very High Yield — 319 PYQs)</w:t>
+        <w:t>3.1 IUPAC Nomenclature &amp; Werner's Coordination Theory (Very High Yield — 217 PYQs)</w:t>
       </w:r>
     </w:p>
     <w:p>
@@ -353,7 +532,7 @@
         <w:rPr>
           <w:sz w:val="20"/>
         </w:rPr>
-        <w:t>Key problem pattern in Coordination Compounds.</w:t>
+        <w:t>Formulation of complexes, Werner's postulates, precipitable silver chloride fractions, and systematic IUPAC naming conventions.</w:t>
       </w:r>
     </w:p>
     <w:tbl>
@@ -391,7 +570,7 @@
                 <w:color w:val="2D3748"/>
                 <w:sz w:val="19"/>
               </w:rPr>
-              <w:t>Watch for algebraic and sign errors.</w:t>
+              <w:t>In [Co(NH_3)_5Cl]Cl_2, adding excess AgNO_3 precipitates ONLY 2 moles of AgCl per mole of complex, because one Cl^- is coordinated.</w:t>
             </w:r>
           </w:p>
         </w:tc>
@@ -432,7 +611,215 @@
                 <w:color w:val="2D3748"/>
                 <w:sz w:val="19"/>
               </w:rPr>
-              <w:t>Verify dimensions and boundary conditions.</w:t>
+              <w:t>Chelating ligands (e.g. en, EDTA) form 5- or 6-membered rings with the central metal ion, imparting exceptional thermodynamic stability (chelate effect).</w:t>
+            </w:r>
+          </w:p>
+        </w:tc>
+      </w:tr>
+    </w:tbl>
+    <w:p>
+      <w:pPr>
+        <w:spacing w:before="120" w:after="40"/>
+      </w:pPr>
+      <w:r>
+        <w:rPr>
+          <w:b/>
+          <w:color w:val="1A365D"/>
+          <w:sz w:val="19"/>
+        </w:rPr>
+        <w:t>Source PYQs testing this concept:</w:t>
+      </w:r>
+    </w:p>
+    <w:p>
+      <w:pPr>
+        <w:pStyle w:val="ListBullet"/>
+        <w:spacing w:after="40"/>
+      </w:pPr>
+      <w:r>
+        <w:rPr>
+          <w:b/>
+          <w:sz w:val="18"/>
+        </w:rPr>
+        <w:t xml:space="preserve">[2026 Evening Shift] Q#1 (MCQ): </w:t>
+      </w:r>
+      <w:r>
+        <w:rPr>
+          <w:sz w:val="18"/>
+        </w:rPr>
+        <w:t xml:space="preserve">"Which of the following sequences of hybridisation, geometry and magnetic nature are correct for the given coordination compounds? A. $[NiCl_..."  </w:t>
+      </w:r>
+      <w:r>
+        <w:rPr>
+          <w:b/>
+          <w:color w:val="2B6CB0"/>
+          <w:sz w:val="18"/>
+        </w:rPr>
+        <w:t>[Ans: N/A]</w:t>
+      </w:r>
+    </w:p>
+    <w:p>
+      <w:pPr>
+        <w:pStyle w:val="ListBullet"/>
+        <w:spacing w:after="40"/>
+      </w:pPr>
+      <w:r>
+        <w:rPr>
+          <w:b/>
+          <w:sz w:val="18"/>
+        </w:rPr>
+        <w:t xml:space="preserve">[2026 Evening Shift] Q#1 (MCQ): </w:t>
+      </w:r>
+      <w:r>
+        <w:rPr>
+          <w:sz w:val="18"/>
+        </w:rPr>
+        <w:t xml:space="preserve">"Identify the correct statements from the following A. [Fe(C_(2)O_(4))_(3)]^3- is the most stable complex among $[Fe(OH)_{6}]^{3-},[Fe(C_..."  </w:t>
+      </w:r>
+      <w:r>
+        <w:rPr>
+          <w:b/>
+          <w:color w:val="2B6CB0"/>
+          <w:sz w:val="18"/>
+        </w:rPr>
+        <w:t>[Ans: N/A]</w:t>
+      </w:r>
+    </w:p>
+    <w:p>
+      <w:pPr>
+        <w:pStyle w:val="ListBullet"/>
+        <w:spacing w:after="40"/>
+      </w:pPr>
+      <w:r>
+        <w:rPr>
+          <w:b/>
+          <w:sz w:val="18"/>
+        </w:rPr>
+        <w:t xml:space="preserve">[2026 Morning Shift] Q#1 (MCQ): </w:t>
+      </w:r>
+      <w:r>
+        <w:rPr>
+          <w:sz w:val="18"/>
+        </w:rPr>
+        <w:t xml:space="preserve">"Match the LIST-I with LIST-II List-I Complex ion List-II Calculated spin only magnetic moment (BM) A. [Cr(H_(2)O)_(6)]^2+ I. 3...."  </w:t>
+      </w:r>
+      <w:r>
+        <w:rPr>
+          <w:b/>
+          <w:color w:val="2B6CB0"/>
+          <w:sz w:val="18"/>
+        </w:rPr>
+        <w:t>[Ans: N/A]</w:t>
+      </w:r>
+    </w:p>
+    <w:p>
+      <w:pPr>
+        <w:spacing w:after="120"/>
+      </w:pPr>
+    </w:p>
+    <w:p>
+      <w:pPr>
+        <w:pStyle w:val="Heading2"/>
+      </w:pPr>
+      <w:r>
+        <w:rPr>
+          <w:color w:val="2B6CB0"/>
+          <w:sz w:val="24"/>
+        </w:rPr>
+        <w:t>3.2 Crystal Field Theory (CFT) &amp; Isomerism (Very High Yield — 189 PYQs)</w:t>
+      </w:r>
+    </w:p>
+    <w:p>
+      <w:r>
+        <w:rPr>
+          <w:b/>
+          <w:sz w:val="20"/>
+        </w:rPr>
+        <w:t xml:space="preserve">Core Principle: </w:t>
+      </w:r>
+      <w:r>
+        <w:rPr>
+          <w:sz w:val="20"/>
+        </w:rPr>
+        <w:t>d-orbital splitting under octahedral and tetrahedral fields, high-spin vs low-spin complexes, spectrochemical series, and optical/geometrical isomerism.</w:t>
+      </w:r>
+    </w:p>
+    <w:tbl>
+      <w:tblPr>
+        <w:tblW w:type="auto" w:w="0"/>
+        <w:jc w:val="center"/>
+        <w:tblLook w:firstColumn="1" w:firstRow="1" w:lastColumn="0" w:lastRow="0" w:noHBand="0" w:noVBand="1" w:val="04A0"/>
+      </w:tblPr>
+      <w:tblGrid>
+        <w:gridCol w:w="10080"/>
+      </w:tblGrid>
+      <w:tr>
+        <w:tc>
+          <w:tcPr>
+            <w:tcW w:type="dxa" w:w="10080"/>
+            <w:shd w:fill="FFF5F5"/>
+            <w:tcMar>
+              <w:top w:w="100" w:type="dxa"/>
+              <w:bottom w:w="100" w:type="dxa"/>
+              <w:left w:w="150" w:type="dxa"/>
+              <w:right w:w="150" w:type="dxa"/>
+            </w:tcMar>
+          </w:tcPr>
+          <w:p>
+            <w:r>
+              <w:rPr>
+                <w:b/>
+                <w:color w:val="C53030"/>
+                <w:sz w:val="19"/>
+              </w:rPr>
+              <w:t xml:space="preserve">⚠️ Common Trap / JEE Pitfall: </w:t>
+            </w:r>
+            <w:r>
+              <w:rPr>
+                <w:color w:val="2D3748"/>
+                <w:sz w:val="19"/>
+              </w:rPr>
+              <w:t>Tetrahedral complexes NEVER form low-spin complexes because Δ_t = (4 / 9)Δ_o &lt; P (splitting is always less than pairing energy).</w:t>
+            </w:r>
+          </w:p>
+        </w:tc>
+      </w:tr>
+    </w:tbl>
+    <w:tbl>
+      <w:tblPr>
+        <w:tblW w:type="auto" w:w="0"/>
+        <w:jc w:val="center"/>
+        <w:tblLook w:firstColumn="1" w:firstRow="1" w:lastColumn="0" w:lastRow="0" w:noHBand="0" w:noVBand="1" w:val="04A0"/>
+      </w:tblPr>
+      <w:tblGrid>
+        <w:gridCol w:w="10080"/>
+      </w:tblGrid>
+      <w:tr>
+        <w:tc>
+          <w:tcPr>
+            <w:tcW w:type="dxa" w:w="10080"/>
+            <w:shd w:fill="F0FFF4"/>
+            <w:tcMar>
+              <w:top w:w="100" w:type="dxa"/>
+              <w:bottom w:w="100" w:type="dxa"/>
+              <w:left w:w="150" w:type="dxa"/>
+              <w:right w:w="150" w:type="dxa"/>
+            </w:tcMar>
+          </w:tcPr>
+          <w:p>
+            <w:r>
+              <w:rPr>
+                <w:b/>
+                <w:color w:val="276749"/>
+                <w:sz w:val="19"/>
+              </w:rPr>
+              <w:t xml:space="preserve">💡 Speed Hack / Trick: </w:t>
+            </w:r>
+            <w:r>
+              <w:rPr>
+                <w:color w:val="2D3748"/>
+                <w:sz w:val="19"/>
+              </w:rPr>
+              <w:t>cis-[Co(en)_2Cl_2]^+ is optically ACTIVE (non-superimposable mirror image), whereas the trans isomer has a plane of symmetry and is optically INACTIVE.</w:t>
             </w:r>
           </w:p>
         </w:tc>
@@ -662,6 +1049,129 @@
               <w:t>Solution Analysis:</w:t>
               <w:br/>
               <w:t>Statement I: In [Cr(H_(2)O)_(6)]^2+ , Cr^2+ is d^4 and with H_(2)O (weak field) it is high spin : t_(2g)^3e_(g)^1 . CFSE=3(-0.4Δ_(o))+1(+0.6Δ_(o))=-0.6Δ_(o) In [Mn(H_(2)O)_(6)]^2+ , Mn^2+ is d^5 high spin: t_(2g)^3e_(g)^2 . CFSE=3(-0.4Δ_(o))+2(+0.6Δ_(o))=0 So CFSE of the chromium complex is greater (more stabilizing). Statement I is true. Statement II: K_(3)[Fe(CN)_(6)] : Fe^3+ is d^5 ; CN^- is strong field → low spin t_(2g)^5 , 1 unpaired electron → μ_(so)=√(1(1+2))=√(3) BM. Na_(4)[Fe(CN)_(6)] : Fe^2+ is d^6 ; strong field → low spin t_(2g)^6 , 0 unpaired electrons → μ_(so)=0 . Thus ferricyanide has a greater spin-only magnetic moment. Statement II is true. Correct option: B (Both Statement I and Statement II are true).</w:t>
+            </w:r>
+          </w:p>
+        </w:tc>
+      </w:tr>
+    </w:tbl>
+    <w:p>
+      <w:pPr>
+        <w:spacing w:after="120"/>
+      </w:pPr>
+    </w:p>
+    <w:p>
+      <w:pPr>
+        <w:spacing w:before="160" w:after="40"/>
+      </w:pPr>
+      <w:r>
+        <w:rPr>
+          <w:b/>
+          <w:color w:val="1A365D"/>
+          <w:sz w:val="22"/>
+        </w:rPr>
+        <w:t>Benchmark Problem 2: JEE Main 2026 (Online) 28th January Morning Shift (Q#2)</w:t>
+      </w:r>
+    </w:p>
+    <w:p>
+      <w:pPr>
+        <w:spacing w:after="80"/>
+      </w:pPr>
+      <w:r>
+        <w:rPr>
+          <w:sz w:val="20"/>
+        </w:rPr>
+        <w:t>The correct statement among the following is:</w:t>
+      </w:r>
+    </w:p>
+    <w:p>
+      <w:pPr>
+        <w:pStyle w:val="ListBullet"/>
+        <w:spacing w:after="20"/>
+      </w:pPr>
+      <w:r>
+        <w:rPr>
+          <w:sz w:val="19"/>
+        </w:rPr>
+        <w:t>(A) [Ni(CN)_(4)]^2- and [NiCl_(4)]^2- are diamagnetic and Ni(CO)_(4) is paramagnetic.</w:t>
+      </w:r>
+    </w:p>
+    <w:p>
+      <w:pPr>
+        <w:pStyle w:val="ListBullet"/>
+        <w:spacing w:after="20"/>
+      </w:pPr>
+      <w:r>
+        <w:rPr>
+          <w:sz w:val="19"/>
+        </w:rPr>
+        <w:t>(B) Ni(CO)_(4) is diamagnetic and [NiCl_(4)]^2- and [Ni(CN)_(4)]^2- are paramagnetic.</w:t>
+      </w:r>
+    </w:p>
+    <w:p>
+      <w:pPr>
+        <w:pStyle w:val="ListBullet"/>
+        <w:spacing w:after="20"/>
+      </w:pPr>
+      <w:r>
+        <w:rPr>
+          <w:sz w:val="19"/>
+        </w:rPr>
+        <w:t>(C) Ni(CO)_(4) and [NiCl_(4)]^2- are diamagnetic and [Ni(CN)_(4)]^2- is paramagnetic.</w:t>
+      </w:r>
+    </w:p>
+    <w:p>
+      <w:pPr>
+        <w:pStyle w:val="ListBullet"/>
+        <w:spacing w:after="20"/>
+      </w:pPr>
+      <w:r>
+        <w:rPr>
+          <w:b/>
+          <w:color w:val="276749"/>
+          <w:sz w:val="19"/>
+        </w:rPr>
+        <w:t>(D) Ni(CO)_(4) and [Ni(CN)_(4)]^2- are diamagnetic and [NiCl_(4)]^2- is paramagnetic.</w:t>
+      </w:r>
+    </w:p>
+    <w:tbl>
+      <w:tblPr>
+        <w:tblW w:type="auto" w:w="0"/>
+        <w:jc w:val="center"/>
+        <w:tblLook w:firstColumn="1" w:firstRow="1" w:lastColumn="0" w:lastRow="0" w:noHBand="0" w:noVBand="1" w:val="04A0"/>
+      </w:tblPr>
+      <w:tblGrid>
+        <w:gridCol w:w="10080"/>
+      </w:tblGrid>
+      <w:tr>
+        <w:tc>
+          <w:tcPr>
+            <w:tcW w:type="dxa" w:w="10080"/>
+            <w:shd w:fill="F7FAFC"/>
+            <w:tcMar>
+              <w:top w:w="100" w:type="dxa"/>
+              <w:bottom w:w="100" w:type="dxa"/>
+              <w:left w:w="150" w:type="dxa"/>
+              <w:right w:w="150" w:type="dxa"/>
+            </w:tcMar>
+          </w:tcPr>
+          <w:p>
+            <w:r>
+              <w:rPr>
+                <w:b/>
+                <w:color w:val="1A365D"/>
+                <w:sz w:val="19"/>
+              </w:rPr>
+              <w:t>Correct Answer: D</w:t>
+              <w:br/>
+            </w:r>
+            <w:r>
+              <w:rPr>
+                <w:color w:val="2D3748"/>
+                <w:sz w:val="18"/>
+              </w:rPr>
+              <w:t>Solution Analysis:</w:t>
+              <w:br/>
+              <w:t>Option D is correct. 1) Ni(CO)_(4) Oxidation state of Ni: CO is a neutral ligand, so Ni is in 0 state. Electronic configuration: Ni(0) ⇒ 3d^104s^0 Since it is d^10 , all electrons are paired. Hence, Ni(CO)_(4) is diamagnetic . 2) [Ni(CN)_(4)]^2- Oxidation state of Ni: x+4(-1)=-2 ⇒ x=+2 So, Ni^2+ is 3d^8 . CN^- is a strong field ligand , causes pairing of electrons. For Ni^2+(d^8) with strong field ligands, complex becomes square planar (inner orbital), and all electrons get paired. Hence, [Ni(CN)_(4)]^2- is diamagnetic . 3) [NiCl_(4)]^2- Oxidation state of Ni: x+4(-1)=-2 ⇒ x=+2 So, again Ni^2+ is 3d^8 . Cl^- is a weak field ligand , so it does not cause pairing. Such complexes are generally tetrahedral (outer orbital) and remain high spin , leaving 2 unpaired electrons . Hence, [NiCl_(4)]^2- is paramagnetic . Therefore: Ni(CO)_(4) → diamagnetic [Ni(CN)_(4)]^2- → diamagnetic [NiCl_(4)]^2- → paramagnetic So, the correct statement is Option D .</w:t>
             </w:r>
           </w:p>
         </w:tc>

--- a/data/exports/coordination-compounds_revision_notes.docx
+++ b/data/exports/coordination-compounds_revision_notes.docx
@@ -189,7 +189,7 @@
                 <w:color w:val="2D3748"/>
                 <w:sz w:val="19"/>
               </w:rPr>
-              <w:t>IUPAC Nomenclature &amp; Werner's Coordination Theory</w:t>
+              <w:t>Crystal Field Theory (CFT) &amp; Isomerism</w:t>
             </w:r>
           </w:p>
         </w:tc>
@@ -209,7 +209,7 @@
               <w:rPr>
                 <w:sz w:val="19"/>
               </w:rPr>
-              <w:t>217 PYQs</w:t>
+              <w:t>176 PYQs</w:t>
             </w:r>
           </w:p>
         </w:tc>
@@ -230,7 +230,7 @@
                 <w:color w:val="718096"/>
                 <w:sz w:val="19"/>
               </w:rPr>
-              <w:t>Coordination Basics</w:t>
+              <w:t>CFT &amp; Isomerism</w:t>
             </w:r>
           </w:p>
         </w:tc>
@@ -276,7 +276,7 @@
                 <w:color w:val="2D3748"/>
                 <w:sz w:val="19"/>
               </w:rPr>
-              <w:t>Crystal Field Theory (CFT) &amp; Isomerism</w:t>
+              <w:t>IUPAC Nomenclature &amp; Werner's Coordination Theory</w:t>
             </w:r>
           </w:p>
         </w:tc>
@@ -296,7 +296,7 @@
               <w:rPr>
                 <w:sz w:val="19"/>
               </w:rPr>
-              <w:t>189 PYQs</w:t>
+              <w:t>164 PYQs</w:t>
             </w:r>
           </w:p>
         </w:tc>
@@ -317,7 +317,7 @@
                 <w:color w:val="718096"/>
                 <w:sz w:val="19"/>
               </w:rPr>
-              <w:t>CFT &amp; Isomerism</w:t>
+              <w:t>Coordination Basics</w:t>
             </w:r>
           </w:p>
         </w:tc>
@@ -417,7 +417,7 @@
                 <w:color w:val="1A365D"/>
                 <w:sz w:val="19"/>
               </w:rPr>
-              <w:t>IUPAC Nomenclature &amp; Werner's Coordination Theory</w:t>
+              <w:t>Crystal Field Theory (CFT) &amp; Isomerism</w:t>
             </w:r>
           </w:p>
         </w:tc>
@@ -439,7 +439,7 @@
                 <w:color w:val="2D3748"/>
                 <w:sz w:val="19"/>
               </w:rPr>
-              <w:t>\text{Primary valency (ionizable, satisfies charge)}, \quad \text{Secondary valency (non-ionizable, directional, satisfies CN)}</w:t>
+              <w:t>\Delta_t = \frac{4}{9}\Delta_o, \quad \text{CFSE}_{\text{oct}} = [-0.4 n(t_{2g}) + 0.6 n(e_g)]\Delta_o + n P, \quad \mu = \sqrt{n(n+2)}\text{ BM}</w:t>
             </w:r>
           </w:p>
         </w:tc>
@@ -463,7 +463,7 @@
                 <w:color w:val="1A365D"/>
                 <w:sz w:val="19"/>
               </w:rPr>
-              <w:t>Crystal Field Theory (CFT) &amp; Isomerism</w:t>
+              <w:t>IUPAC Nomenclature &amp; Werner's Coordination Theory</w:t>
             </w:r>
           </w:p>
         </w:tc>
@@ -485,7 +485,7 @@
                 <w:color w:val="2D3748"/>
                 <w:sz w:val="19"/>
               </w:rPr>
-              <w:t>\Delta_t = \frac{4}{9}\Delta_o, \quad \text{CFSE}_{\text{oct}} = [-0.4 n(t_{2g}) + 0.6 n(e_g)]\Delta_o + n P, \quad \mu = \sqrt{n(n+2)}\text{ BM}</w:t>
+              <w:t>\text{Primary valency (ionizable, satisfies charge)}, \quad \text{Secondary valency (non-ionizable, directional, satisfies CN)}</w:t>
             </w:r>
           </w:p>
         </w:tc>
@@ -517,215 +517,7 @@
           <w:color w:val="2B6CB0"/>
           <w:sz w:val="24"/>
         </w:rPr>
-        <w:t>3.1 IUPAC Nomenclature &amp; Werner's Coordination Theory (Very High Yield — 217 PYQs)</w:t>
-      </w:r>
-    </w:p>
-    <w:p>
-      <w:r>
-        <w:rPr>
-          <w:b/>
-          <w:sz w:val="20"/>
-        </w:rPr>
-        <w:t xml:space="preserve">Core Principle: </w:t>
-      </w:r>
-      <w:r>
-        <w:rPr>
-          <w:sz w:val="20"/>
-        </w:rPr>
-        <w:t>Formulation of complexes, Werner's postulates, precipitable silver chloride fractions, and systematic IUPAC naming conventions.</w:t>
-      </w:r>
-    </w:p>
-    <w:tbl>
-      <w:tblPr>
-        <w:tblW w:type="auto" w:w="0"/>
-        <w:jc w:val="center"/>
-        <w:tblLook w:firstColumn="1" w:firstRow="1" w:lastColumn="0" w:lastRow="0" w:noHBand="0" w:noVBand="1" w:val="04A0"/>
-      </w:tblPr>
-      <w:tblGrid>
-        <w:gridCol w:w="10080"/>
-      </w:tblGrid>
-      <w:tr>
-        <w:tc>
-          <w:tcPr>
-            <w:tcW w:type="dxa" w:w="10080"/>
-            <w:shd w:fill="FFF5F5"/>
-            <w:tcMar>
-              <w:top w:w="100" w:type="dxa"/>
-              <w:bottom w:w="100" w:type="dxa"/>
-              <w:left w:w="150" w:type="dxa"/>
-              <w:right w:w="150" w:type="dxa"/>
-            </w:tcMar>
-          </w:tcPr>
-          <w:p>
-            <w:r>
-              <w:rPr>
-                <w:b/>
-                <w:color w:val="C53030"/>
-                <w:sz w:val="19"/>
-              </w:rPr>
-              <w:t xml:space="preserve">⚠️ Common Trap / JEE Pitfall: </w:t>
-            </w:r>
-            <w:r>
-              <w:rPr>
-                <w:color w:val="2D3748"/>
-                <w:sz w:val="19"/>
-              </w:rPr>
-              <w:t>In [Co(NH_3)_5Cl]Cl_2, adding excess AgNO_3 precipitates ONLY 2 moles of AgCl per mole of complex, because one Cl^- is coordinated.</w:t>
-            </w:r>
-          </w:p>
-        </w:tc>
-      </w:tr>
-    </w:tbl>
-    <w:tbl>
-      <w:tblPr>
-        <w:tblW w:type="auto" w:w="0"/>
-        <w:jc w:val="center"/>
-        <w:tblLook w:firstColumn="1" w:firstRow="1" w:lastColumn="0" w:lastRow="0" w:noHBand="0" w:noVBand="1" w:val="04A0"/>
-      </w:tblPr>
-      <w:tblGrid>
-        <w:gridCol w:w="10080"/>
-      </w:tblGrid>
-      <w:tr>
-        <w:tc>
-          <w:tcPr>
-            <w:tcW w:type="dxa" w:w="10080"/>
-            <w:shd w:fill="F0FFF4"/>
-            <w:tcMar>
-              <w:top w:w="100" w:type="dxa"/>
-              <w:bottom w:w="100" w:type="dxa"/>
-              <w:left w:w="150" w:type="dxa"/>
-              <w:right w:w="150" w:type="dxa"/>
-            </w:tcMar>
-          </w:tcPr>
-          <w:p>
-            <w:r>
-              <w:rPr>
-                <w:b/>
-                <w:color w:val="276749"/>
-                <w:sz w:val="19"/>
-              </w:rPr>
-              <w:t xml:space="preserve">💡 Speed Hack / Trick: </w:t>
-            </w:r>
-            <w:r>
-              <w:rPr>
-                <w:color w:val="2D3748"/>
-                <w:sz w:val="19"/>
-              </w:rPr>
-              <w:t>Chelating ligands (e.g. en, EDTA) form 5- or 6-membered rings with the central metal ion, imparting exceptional thermodynamic stability (chelate effect).</w:t>
-            </w:r>
-          </w:p>
-        </w:tc>
-      </w:tr>
-    </w:tbl>
-    <w:p>
-      <w:pPr>
-        <w:spacing w:before="120" w:after="40"/>
-      </w:pPr>
-      <w:r>
-        <w:rPr>
-          <w:b/>
-          <w:color w:val="1A365D"/>
-          <w:sz w:val="19"/>
-        </w:rPr>
-        <w:t>Source PYQs testing this concept:</w:t>
-      </w:r>
-    </w:p>
-    <w:p>
-      <w:pPr>
-        <w:pStyle w:val="ListBullet"/>
-        <w:spacing w:after="40"/>
-      </w:pPr>
-      <w:r>
-        <w:rPr>
-          <w:b/>
-          <w:sz w:val="18"/>
-        </w:rPr>
-        <w:t xml:space="preserve">[2026 Evening Shift] Q#1 (MCQ): </w:t>
-      </w:r>
-      <w:r>
-        <w:rPr>
-          <w:sz w:val="18"/>
-        </w:rPr>
-        <w:t xml:space="preserve">"Which of the following sequences of hybridisation, geometry and magnetic nature are correct for the given coordination compounds? A. $[NiCl_..."  </w:t>
-      </w:r>
-      <w:r>
-        <w:rPr>
-          <w:b/>
-          <w:color w:val="2B6CB0"/>
-          <w:sz w:val="18"/>
-        </w:rPr>
-        <w:t>[Ans: N/A]</w:t>
-      </w:r>
-    </w:p>
-    <w:p>
-      <w:pPr>
-        <w:pStyle w:val="ListBullet"/>
-        <w:spacing w:after="40"/>
-      </w:pPr>
-      <w:r>
-        <w:rPr>
-          <w:b/>
-          <w:sz w:val="18"/>
-        </w:rPr>
-        <w:t xml:space="preserve">[2026 Evening Shift] Q#1 (MCQ): </w:t>
-      </w:r>
-      <w:r>
-        <w:rPr>
-          <w:sz w:val="18"/>
-        </w:rPr>
-        <w:t xml:space="preserve">"Identify the correct statements from the following A. [Fe(C_(2)O_(4))_(3)]^3- is the most stable complex among $[Fe(OH)_{6}]^{3-},[Fe(C_..."  </w:t>
-      </w:r>
-      <w:r>
-        <w:rPr>
-          <w:b/>
-          <w:color w:val="2B6CB0"/>
-          <w:sz w:val="18"/>
-        </w:rPr>
-        <w:t>[Ans: N/A]</w:t>
-      </w:r>
-    </w:p>
-    <w:p>
-      <w:pPr>
-        <w:pStyle w:val="ListBullet"/>
-        <w:spacing w:after="40"/>
-      </w:pPr>
-      <w:r>
-        <w:rPr>
-          <w:b/>
-          <w:sz w:val="18"/>
-        </w:rPr>
-        <w:t xml:space="preserve">[2026 Morning Shift] Q#1 (MCQ): </w:t>
-      </w:r>
-      <w:r>
-        <w:rPr>
-          <w:sz w:val="18"/>
-        </w:rPr>
-        <w:t xml:space="preserve">"Match the LIST-I with LIST-II List-I Complex ion List-II Calculated spin only magnetic moment (BM) A. [Cr(H_(2)O)_(6)]^2+ I. 3...."  </w:t>
-      </w:r>
-      <w:r>
-        <w:rPr>
-          <w:b/>
-          <w:color w:val="2B6CB0"/>
-          <w:sz w:val="18"/>
-        </w:rPr>
-        <w:t>[Ans: N/A]</w:t>
-      </w:r>
-    </w:p>
-    <w:p>
-      <w:pPr>
-        <w:spacing w:after="120"/>
-      </w:pPr>
-    </w:p>
-    <w:p>
-      <w:pPr>
-        <w:pStyle w:val="Heading2"/>
-      </w:pPr>
-      <w:r>
-        <w:rPr>
-          <w:color w:val="2B6CB0"/>
-          <w:sz w:val="24"/>
-        </w:rPr>
-        <w:t>3.2 Crystal Field Theory (CFT) &amp; Isomerism (Very High Yield — 189 PYQs)</w:t>
+        <w:t>3.1 Crystal Field Theory (CFT) &amp; Isomerism (Very High Yield — 176 PYQs)</w:t>
       </w:r>
     </w:p>
     <w:p>
@@ -875,6 +667,187 @@
           <w:b/>
           <w:sz w:val="18"/>
         </w:rPr>
+        <w:t xml:space="preserve">[2026 Morning Shift] Q#1 (MCQ): </w:t>
+      </w:r>
+      <w:r>
+        <w:rPr>
+          <w:sz w:val="18"/>
+        </w:rPr>
+        <w:t xml:space="preserve">"Match the LIST-I with LIST-II List-I Complex ion List-II Calculated spin only magnetic moment (BM) A. [Cr(H_(2)O)_(6)]^2+ I. 3...."  </w:t>
+      </w:r>
+      <w:r>
+        <w:rPr>
+          <w:b/>
+          <w:color w:val="2B6CB0"/>
+          <w:sz w:val="18"/>
+        </w:rPr>
+        <w:t>[Ans: N/A]</w:t>
+      </w:r>
+    </w:p>
+    <w:p>
+      <w:pPr>
+        <w:pStyle w:val="ListBullet"/>
+        <w:spacing w:after="40"/>
+      </w:pPr>
+      <w:r>
+        <w:rPr>
+          <w:b/>
+          <w:sz w:val="18"/>
+        </w:rPr>
+        <w:t xml:space="preserve">[2026 Evening Shift] Q#1 (MCQ): </w:t>
+      </w:r>
+      <w:r>
+        <w:rPr>
+          <w:sz w:val="18"/>
+        </w:rPr>
+        <w:t xml:space="preserve">"The correct increasing order of spin-only magnetic moment values of the complex ions [MnBr 4 ] 2− (A), [Cu(H 2 O) 6 ] 2+ (B), [Ni(CN) 4 ] 2−..."  </w:t>
+      </w:r>
+      <w:r>
+        <w:rPr>
+          <w:b/>
+          <w:color w:val="2B6CB0"/>
+          <w:sz w:val="18"/>
+        </w:rPr>
+        <w:t>[Ans: N/A]</w:t>
+      </w:r>
+    </w:p>
+    <w:p>
+      <w:pPr>
+        <w:spacing w:after="120"/>
+      </w:pPr>
+    </w:p>
+    <w:p>
+      <w:pPr>
+        <w:pStyle w:val="Heading2"/>
+      </w:pPr>
+      <w:r>
+        <w:rPr>
+          <w:color w:val="2B6CB0"/>
+          <w:sz w:val="24"/>
+        </w:rPr>
+        <w:t>3.2 IUPAC Nomenclature &amp; Werner's Coordination Theory (Very High Yield — 164 PYQs)</w:t>
+      </w:r>
+    </w:p>
+    <w:p>
+      <w:r>
+        <w:rPr>
+          <w:b/>
+          <w:sz w:val="20"/>
+        </w:rPr>
+        <w:t xml:space="preserve">Core Principle: </w:t>
+      </w:r>
+      <w:r>
+        <w:rPr>
+          <w:sz w:val="20"/>
+        </w:rPr>
+        <w:t>Formulation of complexes, Werner's postulates, precipitable silver chloride fractions, and systematic IUPAC naming conventions.</w:t>
+      </w:r>
+    </w:p>
+    <w:tbl>
+      <w:tblPr>
+        <w:tblW w:type="auto" w:w="0"/>
+        <w:jc w:val="center"/>
+        <w:tblLook w:firstColumn="1" w:firstRow="1" w:lastColumn="0" w:lastRow="0" w:noHBand="0" w:noVBand="1" w:val="04A0"/>
+      </w:tblPr>
+      <w:tblGrid>
+        <w:gridCol w:w="10080"/>
+      </w:tblGrid>
+      <w:tr>
+        <w:tc>
+          <w:tcPr>
+            <w:tcW w:type="dxa" w:w="10080"/>
+            <w:shd w:fill="FFF5F5"/>
+            <w:tcMar>
+              <w:top w:w="100" w:type="dxa"/>
+              <w:bottom w:w="100" w:type="dxa"/>
+              <w:left w:w="150" w:type="dxa"/>
+              <w:right w:w="150" w:type="dxa"/>
+            </w:tcMar>
+          </w:tcPr>
+          <w:p>
+            <w:r>
+              <w:rPr>
+                <w:b/>
+                <w:color w:val="C53030"/>
+                <w:sz w:val="19"/>
+              </w:rPr>
+              <w:t xml:space="preserve">⚠️ Common Trap / JEE Pitfall: </w:t>
+            </w:r>
+            <w:r>
+              <w:rPr>
+                <w:color w:val="2D3748"/>
+                <w:sz w:val="19"/>
+              </w:rPr>
+              <w:t>In [Co(NH_3)_5Cl]Cl_2, adding excess AgNO_3 precipitates ONLY 2 moles of AgCl per mole of complex, because one Cl^- is coordinated.</w:t>
+            </w:r>
+          </w:p>
+        </w:tc>
+      </w:tr>
+    </w:tbl>
+    <w:tbl>
+      <w:tblPr>
+        <w:tblW w:type="auto" w:w="0"/>
+        <w:jc w:val="center"/>
+        <w:tblLook w:firstColumn="1" w:firstRow="1" w:lastColumn="0" w:lastRow="0" w:noHBand="0" w:noVBand="1" w:val="04A0"/>
+      </w:tblPr>
+      <w:tblGrid>
+        <w:gridCol w:w="10080"/>
+      </w:tblGrid>
+      <w:tr>
+        <w:tc>
+          <w:tcPr>
+            <w:tcW w:type="dxa" w:w="10080"/>
+            <w:shd w:fill="F0FFF4"/>
+            <w:tcMar>
+              <w:top w:w="100" w:type="dxa"/>
+              <w:bottom w:w="100" w:type="dxa"/>
+              <w:left w:w="150" w:type="dxa"/>
+              <w:right w:w="150" w:type="dxa"/>
+            </w:tcMar>
+          </w:tcPr>
+          <w:p>
+            <w:r>
+              <w:rPr>
+                <w:b/>
+                <w:color w:val="276749"/>
+                <w:sz w:val="19"/>
+              </w:rPr>
+              <w:t xml:space="preserve">💡 Speed Hack / Trick: </w:t>
+            </w:r>
+            <w:r>
+              <w:rPr>
+                <w:color w:val="2D3748"/>
+                <w:sz w:val="19"/>
+              </w:rPr>
+              <w:t>Chelating ligands (e.g. en, EDTA) form 5- or 6-membered rings with the central metal ion, imparting exceptional thermodynamic stability (chelate effect).</w:t>
+            </w:r>
+          </w:p>
+        </w:tc>
+      </w:tr>
+    </w:tbl>
+    <w:p>
+      <w:pPr>
+        <w:spacing w:before="120" w:after="40"/>
+      </w:pPr>
+      <w:r>
+        <w:rPr>
+          <w:b/>
+          <w:color w:val="1A365D"/>
+          <w:sz w:val="19"/>
+        </w:rPr>
+        <w:t>Source PYQs testing this concept:</w:t>
+      </w:r>
+    </w:p>
+    <w:p>
+      <w:pPr>
+        <w:pStyle w:val="ListBullet"/>
+        <w:spacing w:after="40"/>
+      </w:pPr>
+      <w:r>
+        <w:rPr>
+          <w:b/>
+          <w:sz w:val="18"/>
+        </w:rPr>
         <w:t xml:space="preserve">[2026 Evening Shift] Q#1 (MCQ): </w:t>
       </w:r>
       <w:r>
@@ -908,7 +881,34 @@
         <w:rPr>
           <w:sz w:val="18"/>
         </w:rPr>
-        <w:t xml:space="preserve">"Match the LIST-I with LIST-II List-I Complex ion List-II Calculated spin only magnetic moment (BM) A. [Cr(H_(2)O)_(6)]^2+ I. 3...."  </w:t>
+        <w:t xml:space="preserve">"Given below are two statements : Statement I : [CoBr_(4)]^2- ion will absorb light of lower energy than [CoCl_(4)]^2- ion. Statement..."  </w:t>
+      </w:r>
+      <w:r>
+        <w:rPr>
+          <w:b/>
+          <w:color w:val="2B6CB0"/>
+          <w:sz w:val="18"/>
+        </w:rPr>
+        <w:t>[Ans: N/A]</w:t>
+      </w:r>
+    </w:p>
+    <w:p>
+      <w:pPr>
+        <w:pStyle w:val="ListBullet"/>
+        <w:spacing w:after="40"/>
+      </w:pPr>
+      <w:r>
+        <w:rPr>
+          <w:b/>
+          <w:sz w:val="18"/>
+        </w:rPr>
+        <w:t xml:space="preserve">[2026 Morning Shift] Q#2 (MCQ): </w:t>
+      </w:r>
+      <w:r>
+        <w:rPr>
+          <w:sz w:val="18"/>
+        </w:rPr>
+        <w:t xml:space="preserve">"The correct statements about metal carbonyls are A. The metal-carbon bonds in metal carbonyls possess both σ and π character. B. ..."  </w:t>
       </w:r>
       <w:r>
         <w:rPr>
@@ -1069,7 +1069,7 @@
           <w:color w:val="1A365D"/>
           <w:sz w:val="22"/>
         </w:rPr>
-        <w:t>Benchmark Problem 2: JEE Main 2026 (Online) 28th January Morning Shift (Q#2)</w:t>
+        <w:t>Benchmark Problem 2: JEE Main 2026 (Online) 24th January Morning Shift (Q#2)</w:t>
       </w:r>
     </w:p>
     <w:p>
@@ -1080,7 +1080,7 @@
         <w:rPr>
           <w:sz w:val="20"/>
         </w:rPr>
-        <w:t>The correct statement among the following is:</w:t>
+        <w:t>Consider a mixture ' X ' which is made by dissolving 0.4 mol of [Co(NH_(3))_(5)SO_(4)]Br and 0.4 mol of [Co(NH_(3))_(5)Br]SO_(4) in water to make 4 L of solution. When 2 L of mixture ' X ' is allowed to react with excess of AgNO_(3) , it forms precipitate ' Y '. The rest 2 L of mixture ' X ' reacts with excess BaCl_(2) to form precipitate ' Z '. Which of the following statements is CORRECT?</w:t>
       </w:r>
     </w:p>
     <w:p>
@@ -1092,7 +1092,7 @@
         <w:rPr>
           <w:sz w:val="19"/>
         </w:rPr>
-        <w:t>(A) [Ni(CN)_(4)]^2- and [NiCl_(4)]^2- are diamagnetic and Ni(CO)_(4) is paramagnetic.</w:t>
+        <w:t>(A) 0.1 mol of ' Y ' is formed.</w:t>
       </w:r>
     </w:p>
     <w:p>
@@ -1104,19 +1104,7 @@
         <w:rPr>
           <w:sz w:val="19"/>
         </w:rPr>
-        <w:t>(B) Ni(CO)_(4) is diamagnetic and [NiCl_(4)]^2- and [Ni(CN)_(4)]^2- are paramagnetic.</w:t>
-      </w:r>
-    </w:p>
-    <w:p>
-      <w:pPr>
-        <w:pStyle w:val="ListBullet"/>
-        <w:spacing w:after="20"/>
-      </w:pPr>
-      <w:r>
-        <w:rPr>
-          <w:sz w:val="19"/>
-        </w:rPr>
-        <w:t>(C) Ni(CO)_(4) and [NiCl_(4)]^2- are diamagnetic and [Ni(CN)_(4)]^2- is paramagnetic.</w:t>
+        <w:t>(B) 0.4 mol of ' Z ' is formed.</w:t>
       </w:r>
     </w:p>
     <w:p>
@@ -1130,7 +1118,19 @@
           <w:color w:val="276749"/>
           <w:sz w:val="19"/>
         </w:rPr>
-        <w:t>(D) Ni(CO)_(4) and [Ni(CN)_(4)]^2- are diamagnetic and [NiCl_(4)]^2- is paramagnetic.</w:t>
+        <w:t>(C) 0.2 mol of ' Z ' is formed.</w:t>
+      </w:r>
+    </w:p>
+    <w:p>
+      <w:pPr>
+        <w:pStyle w:val="ListBullet"/>
+        <w:spacing w:after="20"/>
+      </w:pPr>
+      <w:r>
+        <w:rPr>
+          <w:sz w:val="19"/>
+        </w:rPr>
+        <w:t>(D) ' Y ' is BaSO_(4) and ' Z ' is AgBr .</w:t>
       </w:r>
     </w:p>
     <w:tbl>
@@ -1161,7 +1161,7 @@
                 <w:color w:val="1A365D"/>
                 <w:sz w:val="19"/>
               </w:rPr>
-              <w:t>Correct Answer: D</w:t>
+              <w:t>Correct Answer: C</w:t>
               <w:br/>
             </w:r>
             <w:r>
@@ -1171,7 +1171,7 @@
               </w:rPr>
               <w:t>Solution Analysis:</w:t>
               <w:br/>
-              <w:t>Option D is correct. 1) Ni(CO)_(4) Oxidation state of Ni: CO is a neutral ligand, so Ni is in 0 state. Electronic configuration: Ni(0) ⇒ 3d^104s^0 Since it is d^10 , all electrons are paired. Hence, Ni(CO)_(4) is diamagnetic . 2) [Ni(CN)_(4)]^2- Oxidation state of Ni: x+4(-1)=-2 ⇒ x=+2 So, Ni^2+ is 3d^8 . CN^- is a strong field ligand , causes pairing of electrons. For Ni^2+(d^8) with strong field ligands, complex becomes square planar (inner orbital), and all electrons get paired. Hence, [Ni(CN)_(4)]^2- is diamagnetic . 3) [NiCl_(4)]^2- Oxidation state of Ni: x+4(-1)=-2 ⇒ x=+2 So, again Ni^2+ is 3d^8 . Cl^- is a weak field ligand , so it does not cause pairing. Such complexes are generally tetrahedral (outer orbital) and remain high spin , leaving 2 unpaired electrons . Hence, [NiCl_(4)]^2- is paramagnetic . Therefore: Ni(CO)_(4) → diamagnetic [Ni(CN)_(4)]^2- → diamagnetic [NiCl_(4)]^2- → paramagnetic So, the correct statement is Option D .</w:t>
+              <w:t>For coordination compounds, only the ions outside the coordination sphere dissociate in water and give precipitates. 1) Identify free ions in solution (i) [Co(NH_(3))_(5)SO_(4)]Br Here Br^- is outside the bracket, so in water: [Co(NH_(3))_(5)SO_(4)]Br → [Co(NH_(3))_(5)SO_(4)]^++Br^- So it gives 1 mol Br^- per mol of salt. (ii) [Co(NH_(3))_(5)Br]SO_(4) Here SO_(4)^2- is outside the bracket, so: [Co(NH_(3))_(5)Br]SO_(4) → [Co(NH_(3))_(5)Br]^2++SO_(4)^2- So it gives 1 mol SO_(4)^2- per mol of salt. 2) Moles present in 2 L of mixture X Total solution volume =4L , and we take 2L , i.e. half . So in 2L : From 0.4 mol of [Co(NH_(3))_(5)SO_(4)]Br , we have 0.2 mol of this salt ⇒ 0.2 mol Br^- . From 0.4 mol of [Co(NH_(3))_(5)Br]SO_(4) , we have 0.2 mol of this salt ⇒ 0.2 mol SO_(4)^2- . 3) Precipitates formed With excess AgNO_(3) (in 2 L): Ag^+ precipitates Br^- as AgBr : Ag^++Br^- → AgBr(s) So moles of precipitate Y=0.2 mol (as AgBr ). With excess BaCl_(2) (in remaining 2 L): Ba^2+ precipitates SO_(4)^2- as BaSO_(4) : Ba^2++SO_(4)^2- → BaSO_(4)(s) So moles of precipitate Z=0.2 mol (as BaSO_(4) ). Correct option Option C:0.2mol ofZis formed. (Also, Y=AgBr and Z=BaSO_(4) .)</w:t>
             </w:r>
           </w:p>
         </w:tc>
